--- a/essays/212-Горчак-Дмитрий-Эссе-git.docx
+++ b/essays/212-Горчак-Дмитрий-Эссе-git.docx
@@ -822,7 +822,7 @@
         </w:rPr>
         <w:t xml:space="preserve">$ git status -s</w:t>
         <w:br/>
-        <w:t xml:space="preserve"> M data/cones.txt</w:t>
+        <w:t xml:space="preserve"> M figures.txt</w:t>
       </w:r>
     </w:p>
     <w:p>
@@ -902,7 +902,7 @@
           <w:sz w:val="24"/>
           <w:shd w:fill="auto" w:val="clear"/>
         </w:rPr>
-        <w:t xml:space="preserve">$ git add data/cones.txt          # один файл</w:t>
+        <w:t xml:space="preserve">$ git add figures.txt          # один файл</w:t>
         <w:br/>
         <w:t xml:space="preserve">$ git add .                       # всё в текущей папке</w:t>
       </w:r>
@@ -1075,7 +1075,7 @@
         <w:br/>
         <w:t xml:space="preserve">* 33d77fd (HEAD -&gt; main, tag: stage-19-09) Скрипт gnuplot</w:t>
         <w:br/>
-        <w:t xml:space="preserve">* eefa7df Программа cones_app и сборка</w:t>
+        <w:t xml:space="preserve">* eefa7df Программа figures и сборка</w:t>
         <w:br/>
         <w:t xml:space="preserve">* dc8a93d Чтение свойств из файла</w:t>
       </w:r>
@@ -1326,7 +1326,7 @@
           <w:sz w:val="24"/>
           <w:shd w:fill="auto" w:val="clear"/>
         </w:rPr>
-        <w:t xml:space="preserve">$ git restore data/cones.txt</w:t>
+        <w:t xml:space="preserve">$ git restore figures.txt</w:t>
       </w:r>
     </w:p>
     <w:p>
@@ -1380,7 +1380,7 @@
           <w:sz w:val="24"/>
           <w:shd w:fill="auto" w:val="clear"/>
         </w:rPr>
-        <w:t xml:space="preserve">$ git restore --staged data/cones.txt</w:t>
+        <w:t xml:space="preserve">$ git restore --staged figures.txt</w:t>
       </w:r>
     </w:p>
     <w:p>
@@ -2013,9 +2013,9 @@
           <w:sz w:val="24"/>
           <w:shd w:fill="auto" w:val="clear"/>
         </w:rPr>
-        <w:t xml:space="preserve">$ git restore -- data/cones.txt</w:t>
+        <w:t xml:space="preserve">$ git restore -- figures.txt</w:t>
         <w:br/>
-        <w:t xml:space="preserve">$ git log -3 -- data/cones.txt     # три последние правки файла</w:t>
+        <w:t xml:space="preserve">$ git log -3 -- figures.txt     # три последние правки файла</w:t>
       </w:r>
     </w:p>
     <w:p>
@@ -2149,9 +2149,7 @@
           <w:sz w:val="21"/>
           <w:shd w:fill="auto" w:val="clear"/>
         </w:rPr>
-        <w:t xml:space="preserve"># результаты сборки</w:t>
-        <w:br/>
-        <w:t xml:space="preserve">build/</w:t>
+        <w:t xml:space="preserve"># собранные программы</w:t>
         <w:br/>
         <w:t xml:space="preserve">bin/</w:t>
         <w:br/>
@@ -2161,43 +2159,35 @@
         <w:br/>
         <w:t xml:space="preserve"/>
         <w:br/>
-        <w:t xml:space="preserve"># файлы, которые создаёт сама программа</w:t>
+        <w:t xml:space="preserve"># результаты работы программы и рисунки gnuplot</w:t>
         <w:br/>
-        <w:t xml:space="preserve">cones_plan.txt</w:t>
-        <w:br/>
-        <w:t xml:space="preserve">cones_field.txt</w:t>
-        <w:br/>
-        <w:t xml:space="preserve"/>
-        <w:br/>
-        <w:t xml:space="preserve"># рисунки в корне проекта</w:t>
-        <w:br/>
-        <w:t xml:space="preserve">/*.png</w:t>
-      </w:r>
-    </w:p>
-    <w:p>
-      <w:pPr>
-        <w:spacing w:before="0" w:after="160" w:line="276"/>
-        <w:ind w:right="0" w:left="0" w:firstLine="0"/>
-        <w:jc w:val="left"/>
-        <w:rPr>
-          <w:rFonts w:ascii="Consolas" w:hAnsi="Consolas" w:cs="Consolas" w:eastAsia="Consolas"/>
-          <w:color w:val="auto"/>
-          <w:spacing w:val="0"/>
-          <w:position w:val="0"/>
-          <w:sz w:val="24"/>
-          <w:shd w:fill="auto" w:val="clear"/>
-        </w:rPr>
-      </w:pPr>
-      <w:r>
-        <w:rPr>
-          <w:rFonts w:ascii="Consolas" w:hAnsi="Consolas" w:cs="Consolas" w:eastAsia="Consolas"/>
-          <w:color w:val="auto"/>
-          <w:spacing w:val="0"/>
-          <w:position w:val="0"/>
-          <w:sz w:val="24"/>
-          <w:shd w:fill="auto" w:val="clear"/>
-        </w:rPr>
-        <w:t xml:space="preserve">Звёздочка заменяет любую часть имени, косая черта в конце означает папку, а косая черта в начале — «только в корне проекта».</w:t>
+        <w:t xml:space="preserve">out/</w:t>
+      </w:r>
+    </w:p>
+    <w:p>
+      <w:pPr>
+        <w:spacing w:before="0" w:after="160" w:line="276"/>
+        <w:ind w:right="0" w:left="0" w:firstLine="0"/>
+        <w:jc w:val="left"/>
+        <w:rPr>
+          <w:rFonts w:ascii="Consolas" w:hAnsi="Consolas" w:cs="Consolas" w:eastAsia="Consolas"/>
+          <w:color w:val="auto"/>
+          <w:spacing w:val="0"/>
+          <w:position w:val="0"/>
+          <w:sz w:val="24"/>
+          <w:shd w:fill="auto" w:val="clear"/>
+        </w:rPr>
+      </w:pPr>
+      <w:r>
+        <w:rPr>
+          <w:rFonts w:ascii="Consolas" w:hAnsi="Consolas" w:cs="Consolas" w:eastAsia="Consolas"/>
+          <w:color w:val="auto"/>
+          <w:spacing w:val="0"/>
+          <w:position w:val="0"/>
+          <w:sz w:val="24"/>
+          <w:shd w:fill="auto" w:val="clear"/>
+        </w:rPr>
+        <w:t xml:space="preserve">Звёздочка заменяет любую часть имени, а косая черта в конце означает, что это папка со всем содержимым.</w:t>
       </w:r>
     </w:p>
     <w:p>
@@ -2252,7 +2242,7 @@
           <w:sz w:val="24"/>
           <w:shd w:fill="auto" w:val="clear"/>
         </w:rPr>
-        <w:t xml:space="preserve">Ниже история учебного проекта cones: программа читает из файла параметры конусов, считает площадь основания и объём и строит поле фигур в gnuplot. Каждый законченный шаг сохранялся отдельным коммитом, поэтому видно, в каком порядке собиралась программа.</w:t>
+        <w:t xml:space="preserve">Ниже начало истории учебного проекта cones. Каждый законченный шаг сохранялся отдельным коммитом, поэтому видно, в каком порядке собиралась программа: сначала классы, потом чтение файла, потом сама программа и рисунки.</w:t>
       </w:r>
     </w:p>
     <w:p>
@@ -2289,7 +2279,7 @@
         <w:br/>
         <w:t xml:space="preserve">* 33d77fd (tag: stage-19-09) Скрипт gnuplot: вид сверху и ландшафт</w:t>
         <w:br/>
-        <w:t xml:space="preserve">* eefa7df Программа cones_app и сборка: build.sh и CMakeLists.txt</w:t>
+        <w:t xml:space="preserve">* eefa7df Программа figures и сборка build.sh</w:t>
         <w:br/>
         <w:t xml:space="preserve">* dc8a93d Чтение свойств из файла, таблица и данные для gnuplot</w:t>
         <w:br/>
@@ -2383,9 +2373,9 @@
         <w:br/>
         <w:t xml:space="preserve">$ git diff</w:t>
         <w:br/>
-        <w:t xml:space="preserve">$ git add data/cones.txt</w:t>
+        <w:t xml:space="preserve">$ git add figures.txt</w:t>
         <w:br/>
-        <w:t xml:space="preserve">$ git commit -m "Ещё один конус в исходных данных"</w:t>
+        <w:t xml:space="preserve">$ git commit -m "Ещё один круг в исходных данных"</w:t>
       </w:r>
     </w:p>
     <w:p>
@@ -3392,7 +3382,7 @@
                 <w:sz w:val="20"/>
                 <w:shd w:fill="auto" w:val="clear"/>
               </w:rPr>
-              <w:t xml:space="preserve">git add data/cones.txt</w:t>
+              <w:t xml:space="preserve">git add figures.txt</w:t>
             </w:r>
           </w:p>
         </w:tc>
